--- a/交付成果/第4轮朗读优化版/朗读优化4周版/读书会05_日常生活中的正念正知_4周资料包（朗读优化版）/Word版/00_主持人总指南.docx
+++ b/交付成果/第4轮朗读优化版/朗读优化4周版/读书会05_日常生活中的正念正知_4周资料包（朗读优化版）/Word版/00_主持人总指南.docx
@@ -4,157 +4,167 @@
   <w:body>
     <w:p>
       <w:pPr>
-        <w:spacing w:before="160" w:after="80"/>
+        <w:jc w:val="right"/>
       </w:pPr>
       <w:r>
         <w:rPr>
-          <w:rFonts w:ascii="Microsoft YaHei" w:hAnsi="Microsoft YaHei" w:eastAsia="Microsoft YaHei"/>
+          <w:color w:val="888888"/>
+          <w:sz w:val="16"/>
+        </w:rPr>
+        <w:t>📅 最近更新：2026-09-22 17:17　|　第三版修订（4周版）：原8周连续两周合并为9环节、单讲120分钟</w:t>
+      </w:r>
+    </w:p>
+    <w:p>
+      <w:pPr>
+        <w:jc w:val="center"/>
+      </w:pPr>
+      <w:r>
+        <w:rPr>
           <w:b/>
           <w:color w:val="1F3864"/>
-          <w:sz w:val="34"/>
+          <w:sz w:val="36"/>
         </w:rPr>
         <w:t>🧭 日常生活中的正念正知 · 主持人总指南（读书会05）</w:t>
       </w:r>
     </w:p>
     <w:p>
       <w:pPr>
-        <w:spacing w:before="40" w:after="80"/>
-        <w:ind w:left="283"/>
-        <w:shd w:val="clear" w:color="auto" w:fill="EEF2F8"/>
+        <w:ind w:left="170"/>
         <w:pBdr>
-          <w:left w:val="single" w:sz="20" w:space="6" w:color="1F3864"/>
+          <w:left w:val="single" w:sz="18" w:space="4" w:color="1F3864"/>
         </w:pBdr>
+        <w:shd w:val="clear" w:fill="F2F5FA"/>
       </w:pPr>
       <w:r>
         <w:rPr>
           <w:b/>
-          <w:sz w:val="20"/>
         </w:rPr>
         <w:t>读书会05：日常生活中的正念正知（通用）</w:t>
       </w:r>
+    </w:p>
+    <w:p>
+      <w:pPr>
+        <w:ind w:left="170"/>
+        <w:pBdr>
+          <w:left w:val="single" w:sz="18" w:space="4" w:color="1F3864"/>
+        </w:pBdr>
+        <w:shd w:val="clear" w:fill="F2F5FA"/>
+      </w:pPr>
       <w:r>
         <w:rPr>
-          <w:sz w:val="20"/>
+          <w:b w:val="0"/>
         </w:rPr>
-        <w:t xml:space="preserve"> 基于知识库「古源尊者开示及上座部佛教资料」整理 适合：10人左右 · 每周1次 × 2小时 × 共8周 · 主持人零基础可带 ✅ </w:t>
+        <w:t>基于知识库「古源尊者开示及上座部佛教资料」整理</w:t>
+      </w:r>
+    </w:p>
+    <w:p>
+      <w:pPr>
+        <w:ind w:left="170"/>
+        <w:pBdr>
+          <w:left w:val="single" w:sz="18" w:space="4" w:color="1F3864"/>
+        </w:pBdr>
+        <w:shd w:val="clear" w:fill="F2F5FA"/>
+      </w:pPr>
+      <w:r>
+        <w:rPr>
+          <w:b w:val="0"/>
+        </w:rPr>
+        <w:t>适合：10人左右 · 每周1次 × 2小时 × 共8周 · 主持人零基础可带</w:t>
+      </w:r>
+    </w:p>
+    <w:p>
+      <w:pPr>
+        <w:ind w:left="170"/>
+        <w:pBdr>
+          <w:left w:val="single" w:sz="18" w:space="4" w:color="1F3864"/>
+        </w:pBdr>
+        <w:shd w:val="clear" w:fill="F2F5FA"/>
+      </w:pPr>
+      <w:r>
+        <w:rPr>
+          <w:b w:val="0"/>
+        </w:rPr>
+        <w:t xml:space="preserve">✅ </w:t>
       </w:r>
       <w:r>
         <w:rPr>
           <w:b/>
-          <w:sz w:val="20"/>
         </w:rPr>
         <w:t>全部原文文字已直接呈现在本资料包中（含《原文全集》），使用过程中无需再去查知识库</w:t>
       </w:r>
     </w:p>
     <w:p>
-      <w:pPr>
-        <w:spacing w:before="160" w:after="80"/>
-      </w:pPr>
       <w:r>
         <w:rPr>
-          <w:rFonts w:ascii="Microsoft YaHei" w:hAnsi="Microsoft YaHei" w:eastAsia="Microsoft YaHei"/>
           <w:b/>
           <w:color w:val="1F3864"/>
-          <w:sz w:val="28"/>
+          <w:sz w:val="26"/>
         </w:rPr>
         <w:t>一、你不是老师，是"共学同行者"</w:t>
       </w:r>
     </w:p>
     <w:p>
       <w:pPr>
-        <w:ind w:left="340"/>
+        <w:pStyle w:val="ListBullet"/>
       </w:pPr>
       <w:r>
         <w:rPr>
-          <w:color w:val="1F3864"/>
-          <w:sz w:val="21"/>
-        </w:rPr>
-        <w:t xml:space="preserve">• </w:t>
-      </w:r>
-      <w:r>
-        <w:rPr>
-          <w:sz w:val="21"/>
+          <w:b w:val="0"/>
         </w:rPr>
         <w:t>本读书会的每一讲都可以换新主持人；主持人自己也是新人，</w:t>
       </w:r>
       <w:r>
         <w:rPr>
           <w:b/>
-          <w:sz w:val="21"/>
         </w:rPr>
         <w:t>不需要懂禅修、不需要解释法义</w:t>
       </w:r>
       <w:r>
         <w:rPr>
-          <w:sz w:val="21"/>
+          <w:b w:val="0"/>
         </w:rPr>
         <w:t>。</w:t>
       </w:r>
     </w:p>
     <w:p>
       <w:pPr>
-        <w:ind w:left="340"/>
+        <w:pStyle w:val="ListBullet"/>
       </w:pPr>
       <w:r>
         <w:rPr>
-          <w:color w:val="1F3864"/>
-          <w:sz w:val="21"/>
-        </w:rPr>
-        <w:t xml:space="preserve">• </w:t>
-      </w:r>
-      <w:r>
-        <w:rPr>
-          <w:sz w:val="21"/>
+          <w:b w:val="0"/>
         </w:rPr>
         <w:t>你的全部职责：按流程推进、让大家轮流读原文、确保每个人都被听见、时间到了就推进、最后一起回向。</w:t>
       </w:r>
     </w:p>
     <w:p>
       <w:pPr>
-        <w:ind w:left="340"/>
+        <w:pStyle w:val="ListBullet"/>
       </w:pPr>
       <w:r>
         <w:rPr>
-          <w:color w:val="1F3864"/>
-          <w:sz w:val="21"/>
-        </w:rPr>
-        <w:t xml:space="preserve">• </w:t>
-      </w:r>
-      <w:r>
-        <w:rPr>
-          <w:sz w:val="21"/>
+          <w:b w:val="0"/>
         </w:rPr>
         <w:t>有人问"这个词什么意思"——标准答案："我们跟着原文读，读几周自然就熟了。"</w:t>
       </w:r>
     </w:p>
     <w:p>
       <w:pPr>
-        <w:ind w:left="340"/>
+        <w:pStyle w:val="ListBullet"/>
       </w:pPr>
       <w:r>
         <w:rPr>
-          <w:color w:val="1F3864"/>
-          <w:sz w:val="21"/>
-        </w:rPr>
-        <w:t xml:space="preserve">• </w:t>
-      </w:r>
-      <w:r>
-        <w:rPr>
-          <w:sz w:val="21"/>
+          <w:b w:val="0"/>
         </w:rPr>
         <w:t>有人问"正确答案是什么"——标准答案："先听听大家的看法。"原文说了什么，比"谁说得对"重要。</w:t>
       </w:r>
     </w:p>
     <w:p>
-      <w:pPr>
-        <w:spacing w:before="160" w:after="80"/>
-      </w:pPr>
       <w:r>
         <w:rPr>
-          <w:rFonts w:ascii="Microsoft YaHei" w:hAnsi="Microsoft YaHei" w:eastAsia="Microsoft YaHei"/>
           <w:b/>
           <w:color w:val="1F3864"/>
-          <w:sz w:val="28"/>
+          <w:sz w:val="26"/>
         </w:rPr>
         <w:t>二、120分钟标准流程（每周相同）</w:t>
       </w:r>
@@ -163,7 +173,6 @@
       <w:tblPr>
         <w:tblStyle w:val="TableGrid"/>
         <w:tblW w:type="auto" w:w="0"/>
-        <w:jc w:val="center"/>
         <w:tblLook w:firstColumn="1" w:firstRow="1" w:lastColumn="0" w:lastRow="0" w:noHBand="0" w:noVBand="1" w:val="04A0"/>
       </w:tblPr>
       <w:tblGrid>
@@ -175,17 +184,20 @@
         <w:tc>
           <w:tcPr>
             <w:tcW w:type="dxa" w:w="3213"/>
-            <w:shd w:val="clear" w:color="auto" w:fill="1F3864"/>
+            <w:shd w:val="clear" w:fill="1F3864"/>
           </w:tcPr>
           <w:p>
-            <w:pPr>
-              <w:spacing w:after="20"/>
-            </w:pPr>
             <w:r>
               <w:rPr>
-                <w:b/>
                 <w:color w:val="FFFFFF"/>
-                <w:sz w:val="19"/>
+                <w:sz w:val="18"/>
+              </w:rPr>
+            </w:r>
+            <w:r>
+              <w:rPr>
+                <w:b w:val="0"/>
+                <w:color w:val="FFFFFF"/>
+                <w:sz w:val="18"/>
               </w:rPr>
               <w:t>环节</w:t>
             </w:r>
@@ -194,17 +206,20 @@
         <w:tc>
           <w:tcPr>
             <w:tcW w:type="dxa" w:w="3213"/>
-            <w:shd w:val="clear" w:color="auto" w:fill="1F3864"/>
+            <w:shd w:val="clear" w:fill="1F3864"/>
           </w:tcPr>
           <w:p>
-            <w:pPr>
-              <w:spacing w:after="20"/>
-            </w:pPr>
             <w:r>
               <w:rPr>
-                <w:b/>
                 <w:color w:val="FFFFFF"/>
-                <w:sz w:val="19"/>
+                <w:sz w:val="18"/>
+              </w:rPr>
+            </w:r>
+            <w:r>
+              <w:rPr>
+                <w:b w:val="0"/>
+                <w:color w:val="FFFFFF"/>
+                <w:sz w:val="18"/>
               </w:rPr>
               <w:t>时长</w:t>
             </w:r>
@@ -213,17 +228,20 @@
         <w:tc>
           <w:tcPr>
             <w:tcW w:type="dxa" w:w="3213"/>
-            <w:shd w:val="clear" w:color="auto" w:fill="1F3864"/>
+            <w:shd w:val="clear" w:fill="1F3864"/>
           </w:tcPr>
           <w:p>
-            <w:pPr>
-              <w:spacing w:after="20"/>
-            </w:pPr>
             <w:r>
               <w:rPr>
-                <w:b/>
                 <w:color w:val="FFFFFF"/>
-                <w:sz w:val="19"/>
+                <w:sz w:val="18"/>
+              </w:rPr>
+            </w:r>
+            <w:r>
+              <w:rPr>
+                <w:b w:val="0"/>
+                <w:color w:val="FFFFFF"/>
+                <w:sz w:val="18"/>
               </w:rPr>
               <w:t>内容</w:t>
             </w:r>
@@ -236,12 +254,15 @@
             <w:tcW w:type="dxa" w:w="3213"/>
           </w:tcPr>
           <w:p>
-            <w:pPr>
-              <w:spacing w:after="20"/>
-            </w:pPr>
             <w:r>
               <w:rPr>
-                <w:sz w:val="19"/>
+                <w:sz w:val="18"/>
+              </w:rPr>
+            </w:r>
+            <w:r>
+              <w:rPr>
+                <w:b w:val="0"/>
+                <w:sz w:val="18"/>
               </w:rPr>
               <w:t>🧘 静心开场</w:t>
             </w:r>
@@ -252,12 +273,15 @@
             <w:tcW w:type="dxa" w:w="3213"/>
           </w:tcPr>
           <w:p>
-            <w:pPr>
-              <w:spacing w:after="20"/>
-            </w:pPr>
             <w:r>
               <w:rPr>
-                <w:sz w:val="19"/>
+                <w:sz w:val="18"/>
+              </w:rPr>
+            </w:r>
+            <w:r>
+              <w:rPr>
+                <w:b w:val="0"/>
+                <w:sz w:val="18"/>
               </w:rPr>
               <w:t>10 min</w:t>
             </w:r>
@@ -268,12 +292,15 @@
             <w:tcW w:type="dxa" w:w="3213"/>
           </w:tcPr>
           <w:p>
-            <w:pPr>
-              <w:spacing w:after="20"/>
-            </w:pPr>
             <w:r>
               <w:rPr>
-                <w:sz w:val="19"/>
+                <w:sz w:val="18"/>
+              </w:rPr>
+            </w:r>
+            <w:r>
+              <w:rPr>
+                <w:b w:val="0"/>
+                <w:sz w:val="18"/>
               </w:rPr>
               <w:t>静坐1分钟＋主持人引导语（每讲已写好，照读即可）</w:t>
             </w:r>
@@ -284,15 +311,18 @@
         <w:tc>
           <w:tcPr>
             <w:tcW w:type="dxa" w:w="3213"/>
-            <w:shd w:val="clear" w:color="auto" w:fill="F2F2F2"/>
+            <w:shd w:val="clear" w:fill="F2F5FA"/>
           </w:tcPr>
           <w:p>
-            <w:pPr>
-              <w:spacing w:after="20"/>
-            </w:pPr>
             <w:r>
               <w:rPr>
-                <w:sz w:val="19"/>
+                <w:sz w:val="18"/>
+              </w:rPr>
+            </w:r>
+            <w:r>
+              <w:rPr>
+                <w:b w:val="0"/>
+                <w:sz w:val="18"/>
               </w:rPr>
               <w:t>📖 共读原文</w:t>
             </w:r>
@@ -301,15 +331,18 @@
         <w:tc>
           <w:tcPr>
             <w:tcW w:type="dxa" w:w="3213"/>
-            <w:shd w:val="clear" w:color="auto" w:fill="F2F2F2"/>
+            <w:shd w:val="clear" w:fill="F2F5FA"/>
           </w:tcPr>
           <w:p>
-            <w:pPr>
-              <w:spacing w:after="20"/>
-            </w:pPr>
             <w:r>
               <w:rPr>
-                <w:sz w:val="19"/>
+                <w:sz w:val="18"/>
+              </w:rPr>
+            </w:r>
+            <w:r>
+              <w:rPr>
+                <w:b w:val="0"/>
+                <w:sz w:val="18"/>
               </w:rPr>
               <w:t>25 min</w:t>
             </w:r>
@@ -318,15 +351,18 @@
         <w:tc>
           <w:tcPr>
             <w:tcW w:type="dxa" w:w="3213"/>
-            <w:shd w:val="clear" w:color="auto" w:fill="F2F2F2"/>
+            <w:shd w:val="clear" w:fill="F2F5FA"/>
           </w:tcPr>
           <w:p>
-            <w:pPr>
-              <w:spacing w:after="20"/>
-            </w:pPr>
             <w:r>
               <w:rPr>
-                <w:sz w:val="19"/>
+                <w:sz w:val="18"/>
+              </w:rPr>
+            </w:r>
+            <w:r>
+              <w:rPr>
+                <w:b w:val="0"/>
+                <w:sz w:val="18"/>
               </w:rPr>
               <w:t>2—3段原文，轮流朗读；★核心必读／◈扩展可选</w:t>
             </w:r>
@@ -339,12 +375,15 @@
             <w:tcW w:type="dxa" w:w="3213"/>
           </w:tcPr>
           <w:p>
-            <w:pPr>
-              <w:spacing w:after="20"/>
-            </w:pPr>
             <w:r>
               <w:rPr>
-                <w:sz w:val="19"/>
+                <w:sz w:val="18"/>
+              </w:rPr>
+            </w:r>
+            <w:r>
+              <w:rPr>
+                <w:b w:val="0"/>
+                <w:sz w:val="18"/>
               </w:rPr>
               <w:t>💬 第一轮分享</w:t>
             </w:r>
@@ -355,12 +394,15 @@
             <w:tcW w:type="dxa" w:w="3213"/>
           </w:tcPr>
           <w:p>
-            <w:pPr>
-              <w:spacing w:after="20"/>
-            </w:pPr>
             <w:r>
               <w:rPr>
-                <w:sz w:val="19"/>
+                <w:sz w:val="18"/>
+              </w:rPr>
+            </w:r>
+            <w:r>
+              <w:rPr>
+                <w:b w:val="0"/>
+                <w:sz w:val="18"/>
               </w:rPr>
               <w:t>20 min</w:t>
             </w:r>
@@ -371,12 +413,15 @@
             <w:tcW w:type="dxa" w:w="3213"/>
           </w:tcPr>
           <w:p>
-            <w:pPr>
-              <w:spacing w:after="20"/>
-            </w:pPr>
             <w:r>
               <w:rPr>
-                <w:sz w:val="19"/>
+                <w:sz w:val="18"/>
+              </w:rPr>
+            </w:r>
+            <w:r>
+              <w:rPr>
+                <w:b w:val="0"/>
+                <w:sz w:val="18"/>
               </w:rPr>
               <w:t>每人说一句"最触动我的话"，只说不评论</w:t>
             </w:r>
@@ -387,15 +432,18 @@
         <w:tc>
           <w:tcPr>
             <w:tcW w:type="dxa" w:w="3213"/>
-            <w:shd w:val="clear" w:color="auto" w:fill="F2F2F2"/>
+            <w:shd w:val="clear" w:fill="F2F5FA"/>
           </w:tcPr>
           <w:p>
-            <w:pPr>
-              <w:spacing w:after="20"/>
-            </w:pPr>
             <w:r>
               <w:rPr>
-                <w:sz w:val="19"/>
+                <w:sz w:val="18"/>
+              </w:rPr>
+            </w:r>
+            <w:r>
+              <w:rPr>
+                <w:b w:val="0"/>
+                <w:sz w:val="18"/>
               </w:rPr>
               <w:t>🎯 主题讨论</w:t>
             </w:r>
@@ -404,15 +452,18 @@
         <w:tc>
           <w:tcPr>
             <w:tcW w:type="dxa" w:w="3213"/>
-            <w:shd w:val="clear" w:color="auto" w:fill="F2F2F2"/>
+            <w:shd w:val="clear" w:fill="F2F5FA"/>
           </w:tcPr>
           <w:p>
-            <w:pPr>
-              <w:spacing w:after="20"/>
-            </w:pPr>
             <w:r>
               <w:rPr>
-                <w:sz w:val="19"/>
+                <w:sz w:val="18"/>
+              </w:rPr>
+            </w:r>
+            <w:r>
+              <w:rPr>
+                <w:b w:val="0"/>
+                <w:sz w:val="18"/>
               </w:rPr>
               <w:t>35 min</w:t>
             </w:r>
@@ -421,15 +472,18 @@
         <w:tc>
           <w:tcPr>
             <w:tcW w:type="dxa" w:w="3213"/>
-            <w:shd w:val="clear" w:color="auto" w:fill="F2F2F2"/>
+            <w:shd w:val="clear" w:fill="F2F5FA"/>
           </w:tcPr>
           <w:p>
-            <w:pPr>
-              <w:spacing w:after="20"/>
-            </w:pPr>
             <w:r>
               <w:rPr>
-                <w:sz w:val="19"/>
+                <w:sz w:val="18"/>
+              </w:rPr>
+            </w:r>
+            <w:r>
+              <w:rPr>
+                <w:b w:val="0"/>
+                <w:sz w:val="18"/>
               </w:rPr>
               <w:t>3个问题（问题①★必答），主持人只引导不给答案</w:t>
             </w:r>
@@ -442,12 +496,15 @@
             <w:tcW w:type="dxa" w:w="3213"/>
           </w:tcPr>
           <w:p>
-            <w:pPr>
-              <w:spacing w:after="20"/>
-            </w:pPr>
             <w:r>
               <w:rPr>
-                <w:sz w:val="19"/>
+                <w:sz w:val="18"/>
+              </w:rPr>
+            </w:r>
+            <w:r>
+              <w:rPr>
+                <w:b w:val="0"/>
+                <w:sz w:val="18"/>
               </w:rPr>
               <w:t>🧘 禅修练习</w:t>
             </w:r>
@@ -458,12 +515,15 @@
             <w:tcW w:type="dxa" w:w="3213"/>
           </w:tcPr>
           <w:p>
-            <w:pPr>
-              <w:spacing w:after="20"/>
-            </w:pPr>
             <w:r>
               <w:rPr>
-                <w:sz w:val="19"/>
+                <w:sz w:val="18"/>
+              </w:rPr>
+            </w:r>
+            <w:r>
+              <w:rPr>
+                <w:b w:val="0"/>
+                <w:sz w:val="18"/>
               </w:rPr>
               <w:t>15 min</w:t>
             </w:r>
@@ -474,12 +534,15 @@
             <w:tcW w:type="dxa" w:w="3213"/>
           </w:tcPr>
           <w:p>
-            <w:pPr>
-              <w:spacing w:after="20"/>
-            </w:pPr>
             <w:r>
               <w:rPr>
-                <w:sz w:val="19"/>
+                <w:sz w:val="18"/>
+              </w:rPr>
+            </w:r>
+            <w:r>
+              <w:rPr>
+                <w:b w:val="0"/>
+                <w:sz w:val="18"/>
               </w:rPr>
               <w:t>照读本讲引导词（步行/省思/观察/反转等，全部零门槛）</w:t>
             </w:r>
@@ -490,15 +553,18 @@
         <w:tc>
           <w:tcPr>
             <w:tcW w:type="dxa" w:w="3213"/>
-            <w:shd w:val="clear" w:color="auto" w:fill="F2F2F2"/>
+            <w:shd w:val="clear" w:fill="F2F5FA"/>
           </w:tcPr>
           <w:p>
-            <w:pPr>
-              <w:spacing w:after="20"/>
-            </w:pPr>
             <w:r>
               <w:rPr>
-                <w:sz w:val="19"/>
+                <w:sz w:val="18"/>
+              </w:rPr>
+            </w:r>
+            <w:r>
+              <w:rPr>
+                <w:b w:val="0"/>
+                <w:sz w:val="18"/>
               </w:rPr>
               <w:t>🔚 收尾回向</w:t>
             </w:r>
@@ -507,15 +573,18 @@
         <w:tc>
           <w:tcPr>
             <w:tcW w:type="dxa" w:w="3213"/>
-            <w:shd w:val="clear" w:color="auto" w:fill="F2F2F2"/>
+            <w:shd w:val="clear" w:fill="F2F5FA"/>
           </w:tcPr>
           <w:p>
-            <w:pPr>
-              <w:spacing w:after="20"/>
-            </w:pPr>
             <w:r>
               <w:rPr>
-                <w:sz w:val="19"/>
+                <w:sz w:val="18"/>
+              </w:rPr>
+            </w:r>
+            <w:r>
+              <w:rPr>
+                <w:b w:val="0"/>
+                <w:sz w:val="18"/>
               </w:rPr>
               <w:t>15 min</w:t>
             </w:r>
@@ -524,15 +593,18 @@
         <w:tc>
           <w:tcPr>
             <w:tcW w:type="dxa" w:w="3213"/>
-            <w:shd w:val="clear" w:color="auto" w:fill="F2F2F2"/>
+            <w:shd w:val="clear" w:fill="F2F5FA"/>
           </w:tcPr>
           <w:p>
-            <w:pPr>
-              <w:spacing w:after="20"/>
-            </w:pPr>
             <w:r>
               <w:rPr>
-                <w:sz w:val="19"/>
+                <w:sz w:val="18"/>
+              </w:rPr>
+            </w:r>
+            <w:r>
+              <w:rPr>
+                <w:b w:val="0"/>
+                <w:sz w:val="18"/>
               </w:rPr>
               <w:t>一句话收获→下周预告→作业→回向文</w:t>
             </w:r>
@@ -542,37 +614,31 @@
     </w:tbl>
     <w:p>
       <w:pPr>
-        <w:spacing w:before="40" w:after="80"/>
-        <w:ind w:left="283"/>
-        <w:shd w:val="clear" w:color="auto" w:fill="EEF2F8"/>
+        <w:ind w:left="170"/>
         <w:pBdr>
-          <w:left w:val="single" w:sz="20" w:space="6" w:color="1F3864"/>
+          <w:left w:val="single" w:sz="18" w:space="4" w:color="1F3864"/>
         </w:pBdr>
+        <w:shd w:val="clear" w:fill="F2F5FA"/>
       </w:pPr>
       <w:r>
         <w:rPr>
-          <w:sz w:val="20"/>
+          <w:b w:val="0"/>
         </w:rPr>
         <w:t>⏱ 每一讲都附《时间弹性指南》：时间不够→只读★段+只讨论问题①；时间富余→读◈段+用扩展内容包。</w:t>
       </w:r>
       <w:r>
         <w:rPr>
           <w:b/>
-          <w:sz w:val="20"/>
         </w:rPr>
         <w:t>原则：讨论比读完重要，体验比讲完重要。</w:t>
       </w:r>
     </w:p>
     <w:p>
-      <w:pPr>
-        <w:spacing w:before="160" w:after="80"/>
-      </w:pPr>
       <w:r>
         <w:rPr>
-          <w:rFonts w:ascii="Microsoft YaHei" w:hAnsi="Microsoft YaHei" w:eastAsia="Microsoft YaHei"/>
           <w:b/>
           <w:color w:val="1F3864"/>
-          <w:sz w:val="28"/>
+          <w:sz w:val="26"/>
         </w:rPr>
         <w:t>三、主持人10条守则</w:t>
       </w:r>
@@ -580,21 +646,17 @@
     <w:p>
       <w:r>
         <w:rPr>
-          <w:sz w:val="21"/>
+          <w:b w:val="0"/>
         </w:rPr>
         <w:t>① 不讲解、不提供答案——让原文自己说话；② 有人问"正确答案"→说"先听听大家的看法"；③ 冷场→主持人先分享自己的真实感受；④ 跑题→温和拉回："这个有意思，我们回到今天的原文"；⑤ 争论→"两种看法都很好，大家保留自己的理解"；⑥ 确保人人发言；⑦ 不评判任何人的分享；⑧ 时间到了就推进；⑨ 禅修练习照读引导词即可；⑩ 结束一起回向。</w:t>
       </w:r>
     </w:p>
     <w:p>
-      <w:pPr>
-        <w:spacing w:before="160" w:after="80"/>
-      </w:pPr>
       <w:r>
         <w:rPr>
-          <w:rFonts w:ascii="Microsoft YaHei" w:hAnsi="Microsoft YaHei" w:eastAsia="Microsoft YaHei"/>
           <w:b/>
           <w:color w:val="1F3864"/>
-          <w:sz w:val="28"/>
+          <w:sz w:val="26"/>
         </w:rPr>
         <w:t>四、本系列八周导览</w:t>
       </w:r>
@@ -603,7 +665,6 @@
       <w:tblPr>
         <w:tblStyle w:val="TableGrid"/>
         <w:tblW w:type="auto" w:w="0"/>
-        <w:jc w:val="center"/>
         <w:tblLook w:firstColumn="1" w:firstRow="1" w:lastColumn="0" w:lastRow="0" w:noHBand="0" w:noVBand="1" w:val="04A0"/>
       </w:tblPr>
       <w:tblGrid>
@@ -616,17 +677,20 @@
         <w:tc>
           <w:tcPr>
             <w:tcW w:type="dxa" w:w="2409"/>
-            <w:shd w:val="clear" w:color="auto" w:fill="1F3864"/>
+            <w:shd w:val="clear" w:fill="1F3864"/>
           </w:tcPr>
           <w:p>
-            <w:pPr>
-              <w:spacing w:after="20"/>
-            </w:pPr>
             <w:r>
               <w:rPr>
-                <w:b/>
                 <w:color w:val="FFFFFF"/>
-                <w:sz w:val="19"/>
+                <w:sz w:val="18"/>
+              </w:rPr>
+            </w:r>
+            <w:r>
+              <w:rPr>
+                <w:b w:val="0"/>
+                <w:color w:val="FFFFFF"/>
+                <w:sz w:val="18"/>
               </w:rPr>
               <w:t>周</w:t>
             </w:r>
@@ -635,17 +699,20 @@
         <w:tc>
           <w:tcPr>
             <w:tcW w:type="dxa" w:w="2409"/>
-            <w:shd w:val="clear" w:color="auto" w:fill="1F3864"/>
+            <w:shd w:val="clear" w:fill="1F3864"/>
           </w:tcPr>
           <w:p>
-            <w:pPr>
-              <w:spacing w:after="20"/>
-            </w:pPr>
             <w:r>
               <w:rPr>
-                <w:b/>
                 <w:color w:val="FFFFFF"/>
-                <w:sz w:val="19"/>
+                <w:sz w:val="18"/>
+              </w:rPr>
+            </w:r>
+            <w:r>
+              <w:rPr>
+                <w:b w:val="0"/>
+                <w:color w:val="FFFFFF"/>
+                <w:sz w:val="18"/>
               </w:rPr>
               <w:t>主题</w:t>
             </w:r>
@@ -654,17 +721,20 @@
         <w:tc>
           <w:tcPr>
             <w:tcW w:type="dxa" w:w="2409"/>
-            <w:shd w:val="clear" w:color="auto" w:fill="1F3864"/>
+            <w:shd w:val="clear" w:fill="1F3864"/>
           </w:tcPr>
           <w:p>
-            <w:pPr>
-              <w:spacing w:after="20"/>
-            </w:pPr>
             <w:r>
               <w:rPr>
-                <w:b/>
                 <w:color w:val="FFFFFF"/>
-                <w:sz w:val="19"/>
+                <w:sz w:val="18"/>
+              </w:rPr>
+            </w:r>
+            <w:r>
+              <w:rPr>
+                <w:b w:val="0"/>
+                <w:color w:val="FFFFFF"/>
+                <w:sz w:val="18"/>
               </w:rPr>
               <w:t>一句话</w:t>
             </w:r>
@@ -673,17 +743,20 @@
         <w:tc>
           <w:tcPr>
             <w:tcW w:type="dxa" w:w="2409"/>
-            <w:shd w:val="clear" w:color="auto" w:fill="1F3864"/>
+            <w:shd w:val="clear" w:fill="1F3864"/>
           </w:tcPr>
           <w:p>
-            <w:pPr>
-              <w:spacing w:after="20"/>
-            </w:pPr>
             <w:r>
               <w:rPr>
-                <w:b/>
                 <w:color w:val="FFFFFF"/>
-                <w:sz w:val="19"/>
+                <w:sz w:val="18"/>
+              </w:rPr>
+            </w:r>
+            <w:r>
+              <w:rPr>
+                <w:b w:val="0"/>
+                <w:color w:val="FFFFFF"/>
+                <w:sz w:val="18"/>
               </w:rPr>
               <w:t>练习亮点</w:t>
             </w:r>
@@ -696,12 +769,15 @@
             <w:tcW w:type="dxa" w:w="2409"/>
           </w:tcPr>
           <w:p>
-            <w:pPr>
-              <w:spacing w:after="20"/>
-            </w:pPr>
             <w:r>
               <w:rPr>
-                <w:sz w:val="19"/>
+                <w:sz w:val="18"/>
+              </w:rPr>
+            </w:r>
+            <w:r>
+              <w:rPr>
+                <w:b w:val="0"/>
+                <w:sz w:val="18"/>
               </w:rPr>
               <w:t>1</w:t>
             </w:r>
@@ -712,12 +788,15 @@
             <w:tcW w:type="dxa" w:w="2409"/>
           </w:tcPr>
           <w:p>
-            <w:pPr>
-              <w:spacing w:after="20"/>
-            </w:pPr>
             <w:r>
               <w:rPr>
-                <w:sz w:val="19"/>
+                <w:sz w:val="18"/>
+              </w:rPr>
+            </w:r>
+            <w:r>
+              <w:rPr>
+                <w:b w:val="0"/>
+                <w:sz w:val="18"/>
               </w:rPr>
               <w:t>正念正知——修行的基本功</w:t>
             </w:r>
@@ -728,12 +807,15 @@
             <w:tcW w:type="dxa" w:w="2409"/>
           </w:tcPr>
           <w:p>
-            <w:pPr>
-              <w:spacing w:after="20"/>
-            </w:pPr>
             <w:r>
               <w:rPr>
-                <w:sz w:val="19"/>
+                <w:sz w:val="18"/>
+              </w:rPr>
+            </w:r>
+            <w:r>
+              <w:rPr>
+                <w:b w:val="0"/>
+                <w:sz w:val="18"/>
               </w:rPr>
               <w:t>念=不忘失；忘失=自动驾驶，"决策都是妄念做出来的"</w:t>
             </w:r>
@@ -744,12 +826,15 @@
             <w:tcW w:type="dxa" w:w="2409"/>
           </w:tcPr>
           <w:p>
-            <w:pPr>
-              <w:spacing w:after="20"/>
-            </w:pPr>
             <w:r>
               <w:rPr>
-                <w:sz w:val="19"/>
+                <w:sz w:val="18"/>
+              </w:rPr>
+            </w:r>
+            <w:r>
+              <w:rPr>
+                <w:b w:val="0"/>
+                <w:sz w:val="18"/>
               </w:rPr>
               <w:t>知道我在走路</w:t>
             </w:r>
@@ -760,15 +845,18 @@
         <w:tc>
           <w:tcPr>
             <w:tcW w:type="dxa" w:w="2409"/>
-            <w:shd w:val="clear" w:color="auto" w:fill="F2F2F2"/>
+            <w:shd w:val="clear" w:fill="F2F5FA"/>
           </w:tcPr>
           <w:p>
-            <w:pPr>
-              <w:spacing w:after="20"/>
-            </w:pPr>
             <w:r>
               <w:rPr>
-                <w:sz w:val="19"/>
+                <w:sz w:val="18"/>
+              </w:rPr>
+            </w:r>
+            <w:r>
+              <w:rPr>
+                <w:b w:val="0"/>
+                <w:sz w:val="18"/>
               </w:rPr>
               <w:t>2</w:t>
             </w:r>
@@ -777,15 +865,18 @@
         <w:tc>
           <w:tcPr>
             <w:tcW w:type="dxa" w:w="2409"/>
-            <w:shd w:val="clear" w:color="auto" w:fill="F2F2F2"/>
+            <w:shd w:val="clear" w:fill="F2F5FA"/>
           </w:tcPr>
           <w:p>
-            <w:pPr>
-              <w:spacing w:after="20"/>
-            </w:pPr>
             <w:r>
               <w:rPr>
-                <w:sz w:val="19"/>
+                <w:sz w:val="18"/>
+              </w:rPr>
+            </w:r>
+            <w:r>
+              <w:rPr>
+                <w:b w:val="0"/>
+                <w:sz w:val="18"/>
               </w:rPr>
               <w:t>四种正知（一）有益与适宜</w:t>
             </w:r>
@@ -794,15 +885,18 @@
         <w:tc>
           <w:tcPr>
             <w:tcW w:type="dxa" w:w="2409"/>
-            <w:shd w:val="clear" w:color="auto" w:fill="F2F2F2"/>
+            <w:shd w:val="clear" w:fill="F2F5FA"/>
           </w:tcPr>
           <w:p>
-            <w:pPr>
-              <w:spacing w:after="20"/>
-            </w:pPr>
             <w:r>
               <w:rPr>
-                <w:sz w:val="19"/>
+                <w:sz w:val="18"/>
+              </w:rPr>
+            </w:r>
+            <w:r>
+              <w:rPr>
+                <w:b w:val="0"/>
+                <w:sz w:val="18"/>
               </w:rPr>
               <w:t>"值得做"和"该怎么做"是两道题</w:t>
             </w:r>
@@ -811,15 +905,18 @@
         <w:tc>
           <w:tcPr>
             <w:tcW w:type="dxa" w:w="2409"/>
-            <w:shd w:val="clear" w:color="auto" w:fill="F2F2F2"/>
+            <w:shd w:val="clear" w:fill="F2F5FA"/>
           </w:tcPr>
           <w:p>
-            <w:pPr>
-              <w:spacing w:after="20"/>
-            </w:pPr>
             <w:r>
               <w:rPr>
-                <w:sz w:val="19"/>
+                <w:sz w:val="18"/>
+              </w:rPr>
+            </w:r>
+            <w:r>
+              <w:rPr>
+                <w:b w:val="0"/>
+                <w:sz w:val="18"/>
               </w:rPr>
               <w:t>穿衣省思（衣柜与购物车）</w:t>
             </w:r>
@@ -832,12 +929,15 @@
             <w:tcW w:type="dxa" w:w="2409"/>
           </w:tcPr>
           <w:p>
-            <w:pPr>
-              <w:spacing w:after="20"/>
-            </w:pPr>
             <w:r>
               <w:rPr>
-                <w:sz w:val="19"/>
+                <w:sz w:val="18"/>
+              </w:rPr>
+            </w:r>
+            <w:r>
+              <w:rPr>
+                <w:b w:val="0"/>
+                <w:sz w:val="18"/>
               </w:rPr>
               <w:t>3</w:t>
             </w:r>
@@ -848,12 +948,15 @@
             <w:tcW w:type="dxa" w:w="2409"/>
           </w:tcPr>
           <w:p>
-            <w:pPr>
-              <w:spacing w:after="20"/>
-            </w:pPr>
             <w:r>
               <w:rPr>
-                <w:sz w:val="19"/>
+                <w:sz w:val="18"/>
+              </w:rPr>
+            </w:r>
+            <w:r>
+              <w:rPr>
+                <w:b w:val="0"/>
+                <w:sz w:val="18"/>
               </w:rPr>
               <w:t>四种正知（二）行处与无痴</w:t>
             </w:r>
@@ -864,12 +967,15 @@
             <w:tcW w:type="dxa" w:w="2409"/>
           </w:tcPr>
           <w:p>
-            <w:pPr>
-              <w:spacing w:after="20"/>
-            </w:pPr>
             <w:r>
               <w:rPr>
-                <w:sz w:val="19"/>
+                <w:sz w:val="18"/>
+              </w:rPr>
+            </w:r>
+            <w:r>
+              <w:rPr>
+                <w:b w:val="0"/>
+                <w:sz w:val="18"/>
               </w:rPr>
               <w:t>心不离业处；"没有谁在看，只有蕴处界缘"</w:t>
             </w:r>
@@ -880,12 +986,15 @@
             <w:tcW w:type="dxa" w:w="2409"/>
           </w:tcPr>
           <w:p>
-            <w:pPr>
-              <w:spacing w:after="20"/>
-            </w:pPr>
             <w:r>
               <w:rPr>
-                <w:sz w:val="19"/>
+                <w:sz w:val="18"/>
+              </w:rPr>
+            </w:r>
+            <w:r>
+              <w:rPr>
+                <w:b w:val="0"/>
+                <w:sz w:val="18"/>
               </w:rPr>
               <w:t>退回重走</w:t>
             </w:r>
@@ -896,15 +1005,18 @@
         <w:tc>
           <w:tcPr>
             <w:tcW w:type="dxa" w:w="2409"/>
-            <w:shd w:val="clear" w:color="auto" w:fill="F2F2F2"/>
+            <w:shd w:val="clear" w:fill="F2F5FA"/>
           </w:tcPr>
           <w:p>
-            <w:pPr>
-              <w:spacing w:after="20"/>
-            </w:pPr>
             <w:r>
               <w:rPr>
-                <w:sz w:val="19"/>
+                <w:sz w:val="18"/>
+              </w:rPr>
+            </w:r>
+            <w:r>
+              <w:rPr>
+                <w:b w:val="0"/>
+                <w:sz w:val="18"/>
               </w:rPr>
               <w:t>4</w:t>
             </w:r>
@@ -913,15 +1025,18 @@
         <w:tc>
           <w:tcPr>
             <w:tcW w:type="dxa" w:w="2409"/>
-            <w:shd w:val="clear" w:color="auto" w:fill="F2F2F2"/>
+            <w:shd w:val="clear" w:fill="F2F5FA"/>
           </w:tcPr>
           <w:p>
-            <w:pPr>
-              <w:spacing w:after="20"/>
-            </w:pPr>
             <w:r>
               <w:rPr>
-                <w:sz w:val="19"/>
+                <w:sz w:val="18"/>
+              </w:rPr>
+            </w:r>
+            <w:r>
+              <w:rPr>
+                <w:b w:val="0"/>
+                <w:sz w:val="18"/>
               </w:rPr>
               <w:t>正念吃饭与正念走路</w:t>
             </w:r>
@@ -930,15 +1045,18 @@
         <w:tc>
           <w:tcPr>
             <w:tcW w:type="dxa" w:w="2409"/>
-            <w:shd w:val="clear" w:color="auto" w:fill="F2F2F2"/>
+            <w:shd w:val="clear" w:fill="F2F5FA"/>
           </w:tcPr>
           <w:p>
-            <w:pPr>
-              <w:spacing w:after="20"/>
-            </w:pPr>
             <w:r>
               <w:rPr>
-                <w:sz w:val="19"/>
+                <w:sz w:val="18"/>
+              </w:rPr>
+            </w:r>
+            <w:r>
+              <w:rPr>
+                <w:b w:val="0"/>
+                <w:sz w:val="18"/>
               </w:rPr>
               <w:t>问胃不问心；与心商量走多远</w:t>
             </w:r>
@@ -947,15 +1065,18 @@
         <w:tc>
           <w:tcPr>
             <w:tcW w:type="dxa" w:w="2409"/>
-            <w:shd w:val="clear" w:color="auto" w:fill="F2F2F2"/>
+            <w:shd w:val="clear" w:fill="F2F5FA"/>
           </w:tcPr>
           <w:p>
-            <w:pPr>
-              <w:spacing w:after="20"/>
-            </w:pPr>
             <w:r>
               <w:rPr>
-                <w:sz w:val="19"/>
+                <w:sz w:val="18"/>
+              </w:rPr>
+            </w:r>
+            <w:r>
+              <w:rPr>
+                <w:b w:val="0"/>
+                <w:sz w:val="18"/>
               </w:rPr>
               <w:t>三口饭＋一段路（现场葡萄干）</w:t>
             </w:r>
@@ -968,12 +1089,15 @@
             <w:tcW w:type="dxa" w:w="2409"/>
           </w:tcPr>
           <w:p>
-            <w:pPr>
-              <w:spacing w:after="20"/>
-            </w:pPr>
             <w:r>
               <w:rPr>
-                <w:sz w:val="19"/>
+                <w:sz w:val="18"/>
+              </w:rPr>
+            </w:r>
+            <w:r>
+              <w:rPr>
+                <w:b w:val="0"/>
+                <w:sz w:val="18"/>
               </w:rPr>
               <w:t>5</w:t>
             </w:r>
@@ -984,12 +1108,15 @@
             <w:tcW w:type="dxa" w:w="2409"/>
           </w:tcPr>
           <w:p>
-            <w:pPr>
-              <w:spacing w:after="20"/>
-            </w:pPr>
             <w:r>
               <w:rPr>
-                <w:sz w:val="19"/>
+                <w:sz w:val="18"/>
+              </w:rPr>
+            </w:r>
+            <w:r>
+              <w:rPr>
+                <w:b w:val="0"/>
+                <w:sz w:val="18"/>
               </w:rPr>
               <w:t>设定觉知点——微习惯训练</w:t>
             </w:r>
@@ -1000,12 +1127,15 @@
             <w:tcW w:type="dxa" w:w="2409"/>
           </w:tcPr>
           <w:p>
-            <w:pPr>
-              <w:spacing w:after="20"/>
-            </w:pPr>
             <w:r>
               <w:rPr>
-                <w:sz w:val="19"/>
+                <w:sz w:val="18"/>
+              </w:rPr>
+            </w:r>
+            <w:r>
+              <w:rPr>
+                <w:b w:val="0"/>
+                <w:sz w:val="18"/>
               </w:rPr>
               <w:t>把习惯变成有意识；跳蚤实验；21天记忆效应</w:t>
             </w:r>
@@ -1016,12 +1146,15 @@
             <w:tcW w:type="dxa" w:w="2409"/>
           </w:tcPr>
           <w:p>
-            <w:pPr>
-              <w:spacing w:after="20"/>
-            </w:pPr>
             <w:r>
               <w:rPr>
-                <w:sz w:val="19"/>
+                <w:sz w:val="18"/>
+              </w:rPr>
+            </w:r>
+            <w:r>
+              <w:rPr>
+                <w:b w:val="0"/>
+                <w:sz w:val="18"/>
               </w:rPr>
               <w:t>五分钟禅坐首次上岗</w:t>
             </w:r>
@@ -1032,15 +1165,18 @@
         <w:tc>
           <w:tcPr>
             <w:tcW w:type="dxa" w:w="2409"/>
-            <w:shd w:val="clear" w:color="auto" w:fill="F2F2F2"/>
+            <w:shd w:val="clear" w:fill="F2F5FA"/>
           </w:tcPr>
           <w:p>
-            <w:pPr>
-              <w:spacing w:after="20"/>
-            </w:pPr>
             <w:r>
               <w:rPr>
-                <w:sz w:val="19"/>
+                <w:sz w:val="18"/>
+              </w:rPr>
+            </w:r>
+            <w:r>
+              <w:rPr>
+                <w:b w:val="0"/>
+                <w:sz w:val="18"/>
               </w:rPr>
               <w:t>6</w:t>
             </w:r>
@@ -1049,15 +1185,18 @@
         <w:tc>
           <w:tcPr>
             <w:tcW w:type="dxa" w:w="2409"/>
-            <w:shd w:val="clear" w:color="auto" w:fill="F2F2F2"/>
+            <w:shd w:val="clear" w:fill="F2F5FA"/>
           </w:tcPr>
           <w:p>
-            <w:pPr>
-              <w:spacing w:after="20"/>
-            </w:pPr>
             <w:r>
               <w:rPr>
-                <w:sz w:val="19"/>
+                <w:sz w:val="18"/>
+              </w:rPr>
+            </w:r>
+            <w:r>
+              <w:rPr>
+                <w:b w:val="0"/>
+                <w:sz w:val="18"/>
               </w:rPr>
               <w:t>想蕴梳理（一）</w:t>
             </w:r>
@@ -1066,15 +1205,18 @@
         <w:tc>
           <w:tcPr>
             <w:tcW w:type="dxa" w:w="2409"/>
-            <w:shd w:val="clear" w:color="auto" w:fill="F2F2F2"/>
+            <w:shd w:val="clear" w:fill="F2F5FA"/>
           </w:tcPr>
           <w:p>
-            <w:pPr>
-              <w:spacing w:after="20"/>
-            </w:pPr>
             <w:r>
               <w:rPr>
-                <w:sz w:val="19"/>
+                <w:sz w:val="18"/>
+              </w:rPr>
+            </w:r>
+            <w:r>
+              <w:rPr>
+                <w:b w:val="0"/>
+                <w:sz w:val="18"/>
               </w:rPr>
               <w:t>想的标记；三颠倒：一朝被蛇咬十年怕井绳</w:t>
             </w:r>
@@ -1083,15 +1225,18 @@
         <w:tc>
           <w:tcPr>
             <w:tcW w:type="dxa" w:w="2409"/>
-            <w:shd w:val="clear" w:color="auto" w:fill="F2F2F2"/>
+            <w:shd w:val="clear" w:fill="F2F5FA"/>
           </w:tcPr>
           <w:p>
-            <w:pPr>
-              <w:spacing w:after="20"/>
-            </w:pPr>
             <w:r>
               <w:rPr>
-                <w:sz w:val="19"/>
+                <w:sz w:val="18"/>
+              </w:rPr>
+            </w:r>
+            <w:r>
+              <w:rPr>
+                <w:b w:val="0"/>
+                <w:sz w:val="18"/>
               </w:rPr>
               <w:t>标记观察（找标签）</w:t>
             </w:r>
@@ -1104,12 +1249,15 @@
             <w:tcW w:type="dxa" w:w="2409"/>
           </w:tcPr>
           <w:p>
-            <w:pPr>
-              <w:spacing w:after="20"/>
-            </w:pPr>
             <w:r>
               <w:rPr>
-                <w:sz w:val="19"/>
+                <w:sz w:val="18"/>
+              </w:rPr>
+            </w:r>
+            <w:r>
+              <w:rPr>
+                <w:b w:val="0"/>
+                <w:sz w:val="18"/>
               </w:rPr>
               <w:t>7</w:t>
             </w:r>
@@ -1120,12 +1268,15 @@
             <w:tcW w:type="dxa" w:w="2409"/>
           </w:tcPr>
           <w:p>
-            <w:pPr>
-              <w:spacing w:after="20"/>
-            </w:pPr>
             <w:r>
               <w:rPr>
-                <w:sz w:val="19"/>
+                <w:sz w:val="18"/>
+              </w:rPr>
+            </w:r>
+            <w:r>
+              <w:rPr>
+                <w:b w:val="0"/>
+                <w:sz w:val="18"/>
               </w:rPr>
               <w:t>想蕴梳理（二）</w:t>
             </w:r>
@@ -1136,12 +1287,15 @@
             <w:tcW w:type="dxa" w:w="2409"/>
           </w:tcPr>
           <w:p>
-            <w:pPr>
-              <w:spacing w:after="20"/>
-            </w:pPr>
             <w:r>
               <w:rPr>
-                <w:sz w:val="19"/>
+                <w:sz w:val="18"/>
+              </w:rPr>
+            </w:r>
+            <w:r>
+              <w:rPr>
+                <w:b w:val="0"/>
+                <w:sz w:val="18"/>
               </w:rPr>
               <w:t>反向观察/见到过患/转化认知（五反向）/心的超越</w:t>
             </w:r>
@@ -1152,12 +1306,15 @@
             <w:tcW w:type="dxa" w:w="2409"/>
           </w:tcPr>
           <w:p>
-            <w:pPr>
-              <w:spacing w:after="20"/>
-            </w:pPr>
             <w:r>
               <w:rPr>
-                <w:sz w:val="19"/>
+                <w:sz w:val="18"/>
+              </w:rPr>
+            </w:r>
+            <w:r>
+              <w:rPr>
+                <w:b w:val="0"/>
+                <w:sz w:val="18"/>
               </w:rPr>
               <w:t>五次反转</w:t>
             </w:r>
@@ -1168,15 +1325,18 @@
         <w:tc>
           <w:tcPr>
             <w:tcW w:type="dxa" w:w="2409"/>
-            <w:shd w:val="clear" w:color="auto" w:fill="F2F2F2"/>
+            <w:shd w:val="clear" w:fill="F2F5FA"/>
           </w:tcPr>
           <w:p>
-            <w:pPr>
-              <w:spacing w:after="20"/>
-            </w:pPr>
             <w:r>
               <w:rPr>
-                <w:sz w:val="19"/>
+                <w:sz w:val="18"/>
+              </w:rPr>
+            </w:r>
+            <w:r>
+              <w:rPr>
+                <w:b w:val="0"/>
+                <w:sz w:val="18"/>
               </w:rPr>
               <w:t>8</w:t>
             </w:r>
@@ -1185,15 +1345,18 @@
         <w:tc>
           <w:tcPr>
             <w:tcW w:type="dxa" w:w="2409"/>
-            <w:shd w:val="clear" w:color="auto" w:fill="F2F2F2"/>
+            <w:shd w:val="clear" w:fill="F2F5FA"/>
           </w:tcPr>
           <w:p>
-            <w:pPr>
-              <w:spacing w:after="20"/>
-            </w:pPr>
             <w:r>
               <w:rPr>
-                <w:sz w:val="19"/>
+                <w:sz w:val="18"/>
+              </w:rPr>
+            </w:r>
+            <w:r>
+              <w:rPr>
+                <w:b w:val="0"/>
+                <w:sz w:val="18"/>
               </w:rPr>
               <w:t>正念生活——从微习惯到生命转变</w:t>
             </w:r>
@@ -1202,15 +1365,18 @@
         <w:tc>
           <w:tcPr>
             <w:tcW w:type="dxa" w:w="2409"/>
-            <w:shd w:val="clear" w:color="auto" w:fill="F2F2F2"/>
+            <w:shd w:val="clear" w:fill="F2F5FA"/>
           </w:tcPr>
           <w:p>
-            <w:pPr>
-              <w:spacing w:after="20"/>
-            </w:pPr>
             <w:r>
               <w:rPr>
-                <w:sz w:val="19"/>
+                <w:sz w:val="18"/>
+              </w:rPr>
+            </w:r>
+            <w:r>
+              <w:rPr>
+                <w:b w:val="0"/>
+                <w:sz w:val="18"/>
               </w:rPr>
               <w:t>念住囊括一切；目标=一天两小时念知</w:t>
             </w:r>
@@ -1219,15 +1385,18 @@
         <w:tc>
           <w:tcPr>
             <w:tcW w:type="dxa" w:w="2409"/>
-            <w:shd w:val="clear" w:color="auto" w:fill="F2F2F2"/>
+            <w:shd w:val="clear" w:fill="F2F5FA"/>
           </w:tcPr>
           <w:p>
-            <w:pPr>
-              <w:spacing w:after="20"/>
-            </w:pPr>
             <w:r>
               <w:rPr>
-                <w:sz w:val="19"/>
+                <w:sz w:val="18"/>
+              </w:rPr>
+            </w:r>
+            <w:r>
+              <w:rPr>
+                <w:b w:val="0"/>
+                <w:sz w:val="18"/>
               </w:rPr>
               <w:t>收官禅坐＋完整回向</w:t>
             </w:r>
@@ -1236,296 +1405,208 @@
       </w:tr>
     </w:tbl>
     <w:p>
-      <w:pPr>
-        <w:spacing w:before="160" w:after="80"/>
-      </w:pPr>
       <w:r>
         <w:rPr>
-          <w:rFonts w:ascii="Microsoft YaHei" w:hAnsi="Microsoft YaHei" w:eastAsia="Microsoft YaHei"/>
           <w:b/>
           <w:color w:val="1F3864"/>
-          <w:sz w:val="28"/>
+          <w:sz w:val="26"/>
         </w:rPr>
         <w:t>五、本系列特别提示（逐条执行）</w:t>
       </w:r>
     </w:p>
     <w:p>
       <w:pPr>
-        <w:ind w:left="340"/>
+        <w:pStyle w:val="ListNumber"/>
       </w:pPr>
       <w:r>
         <w:rPr>
           <w:b/>
-          <w:sz w:val="21"/>
-        </w:rPr>
-        <w:t xml:space="preserve">1. </w:t>
-      </w:r>
-      <w:r>
-        <w:rPr>
-          <w:b/>
-          <w:sz w:val="21"/>
         </w:rPr>
         <w:t>心理安全（第6—7周最高优先级）</w:t>
       </w:r>
       <w:r>
         <w:rPr>
-          <w:sz w:val="21"/>
+          <w:b w:val="0"/>
         </w:rPr>
         <w:t>：想蕴梳理两周涉及情绪话题。开场必须念三条约定（自我观察/没有诊断没有治疗/情绪波动可暂停）；练习只用"轻度场景"；不分析任何成员的经历；任何自伤伤人风险表述→立即建议专业求助。</w:t>
       </w:r>
     </w:p>
     <w:p>
       <w:pPr>
-        <w:ind w:left="340"/>
+        <w:pStyle w:val="ListNumber"/>
       </w:pPr>
       <w:r>
         <w:rPr>
           <w:b/>
-          <w:sz w:val="21"/>
-        </w:rPr>
-        <w:t xml:space="preserve">2. </w:t>
-      </w:r>
-      <w:r>
-        <w:rPr>
-          <w:b/>
-          <w:sz w:val="21"/>
         </w:rPr>
         <w:t>"非心理治疗"边界</w:t>
       </w:r>
       <w:r>
         <w:rPr>
-          <w:sz w:val="21"/>
+          <w:b w:val="0"/>
         </w:rPr>
         <w:t>：第6周原文自带声明"梳理不能治疗心理疾病"，照读并补充"这也是读书会的边界"。</w:t>
       </w:r>
     </w:p>
     <w:p>
       <w:pPr>
-        <w:ind w:left="340"/>
+        <w:pStyle w:val="ListNumber"/>
       </w:pPr>
       <w:r>
         <w:rPr>
           <w:b/>
-          <w:sz w:val="21"/>
-        </w:rPr>
-        <w:t xml:space="preserve">3. </w:t>
-      </w:r>
-      <w:r>
-        <w:rPr>
-          <w:b/>
-          <w:sz w:val="21"/>
         </w:rPr>
         <w:t>21天出处</w:t>
       </w:r>
       <w:r>
         <w:rPr>
-          <w:sz w:val="21"/>
+          <w:b w:val="0"/>
         </w:rPr>
         <w:t>：确定稿第5周要点"21天"，直接出处为《突破生命的束缚6》[00:25:54]"二十一天的习惯会形成一个记忆效应"；引用时注明出处，不扩讲成科学理论。</w:t>
       </w:r>
     </w:p>
     <w:p>
       <w:pPr>
-        <w:ind w:left="340"/>
+        <w:pStyle w:val="ListNumber"/>
       </w:pPr>
       <w:r>
         <w:rPr>
           <w:b/>
-          <w:sz w:val="21"/>
-        </w:rPr>
-        <w:t xml:space="preserve">4. </w:t>
-      </w:r>
-      <w:r>
-        <w:rPr>
-          <w:b/>
-          <w:sz w:val="21"/>
         </w:rPr>
         <w:t>同素材跨周</w:t>
       </w:r>
       <w:r>
         <w:rPr>
-          <w:sz w:val="21"/>
+          <w:b w:val="0"/>
         </w:rPr>
         <w:t>：《日常生活中的正念正知》（20230703）横跨第1周（总论）与第5周（觉知点/微习惯），按章节分取，两处照录不同段落并各自注明。</w:t>
       </w:r>
     </w:p>
     <w:p>
       <w:pPr>
-        <w:ind w:left="340"/>
+        <w:pStyle w:val="ListNumber"/>
       </w:pPr>
       <w:r>
         <w:rPr>
           <w:b/>
-          <w:sz w:val="21"/>
-        </w:rPr>
-        <w:t xml:space="preserve">5. </w:t>
-      </w:r>
-      <w:r>
-        <w:rPr>
-          <w:b/>
-          <w:sz w:val="21"/>
         </w:rPr>
         <w:t>四护卫禅边界</w:t>
       </w:r>
       <w:r>
         <w:rPr>
-          <w:sz w:val="21"/>
+          <w:b w:val="0"/>
         </w:rPr>
         <w:t>：第3周材料①含"一切处业处"框架句——只读框架句，修法明确指向读书会03《四护卫禅实修》资料包，不展开。</w:t>
       </w:r>
     </w:p>
     <w:p>
       <w:pPr>
-        <w:ind w:left="340"/>
+        <w:pStyle w:val="ListNumber"/>
       </w:pPr>
       <w:r>
         <w:rPr>
           <w:b/>
-          <w:sz w:val="21"/>
-        </w:rPr>
-        <w:t xml:space="preserve">6. </w:t>
-      </w:r>
-      <w:r>
-        <w:rPr>
-          <w:b/>
-          <w:sz w:val="21"/>
         </w:rPr>
         <w:t>读书会06接口</w:t>
       </w:r>
       <w:r>
         <w:rPr>
-          <w:sz w:val="21"/>
+          <w:b w:val="0"/>
         </w:rPr>
-        <w:t>：178–181讲的"正知"应用部分由本系列使用；后续《四念处（一）身念处》从四念处总框架与安般等另起，无重复风险。</w:t>
+        <w:t>：178–181讲的"正知"应用部分由本系列使用；后续《四念处（一）身念处与受念处》从四念处总框架与安般等另起，无重复风险。</w:t>
       </w:r>
     </w:p>
     <w:p>
       <w:pPr>
-        <w:ind w:left="340"/>
+        <w:pStyle w:val="ListNumber"/>
       </w:pPr>
       <w:r>
         <w:rPr>
           <w:b/>
-          <w:sz w:val="21"/>
-        </w:rPr>
-        <w:t xml:space="preserve">7. </w:t>
-      </w:r>
-      <w:r>
-        <w:rPr>
-          <w:b/>
-          <w:sz w:val="21"/>
         </w:rPr>
         <w:t>链接纪律</w:t>
       </w:r>
       <w:r>
         <w:rPr>
-          <w:sz w:val="21"/>
+          <w:b w:val="0"/>
         </w:rPr>
         <w:t>：知识库临时链接会过期，本资料包一律不放置链接；每份原文标注"知识库出处＋media_id＋打开方式（ima知识库搜索「标题」）"，原文文字内嵌保证自足。</w:t>
       </w:r>
     </w:p>
     <w:p>
       <w:pPr>
-        <w:ind w:left="340"/>
+        <w:pStyle w:val="ListNumber"/>
       </w:pPr>
       <w:r>
         <w:rPr>
           <w:b/>
-          <w:sz w:val="21"/>
-        </w:rPr>
-        <w:t xml:space="preserve">8. </w:t>
-      </w:r>
-      <w:r>
-        <w:rPr>
-          <w:b/>
-          <w:sz w:val="21"/>
         </w:rPr>
         <w:t>转写校对声明</w:t>
       </w:r>
       <w:r>
         <w:rPr>
-          <w:sz w:val="21"/>
+          <w:b w:val="0"/>
         </w:rPr>
         <w:t>：录音转写素材均已校对明显同音错字，共读标注"（依据录音转写整理，已校对明显同音错字）"；时间码为出处标记，朗读时跳过。</w:t>
       </w:r>
     </w:p>
     <w:p>
-      <w:pPr>
-        <w:spacing w:before="160" w:after="80"/>
-      </w:pPr>
       <w:r>
         <w:rPr>
-          <w:rFonts w:ascii="Microsoft YaHei" w:hAnsi="Microsoft YaHei" w:eastAsia="Microsoft YaHei"/>
           <w:b/>
           <w:color w:val="1F3864"/>
-          <w:sz w:val="28"/>
+          <w:sz w:val="26"/>
         </w:rPr>
         <w:t>六、收官与续接</w:t>
       </w:r>
     </w:p>
     <w:p>
       <w:pPr>
-        <w:ind w:left="340"/>
+        <w:pStyle w:val="ListBullet"/>
       </w:pPr>
       <w:r>
         <w:rPr>
-          <w:color w:val="1F3864"/>
-          <w:sz w:val="21"/>
-        </w:rPr>
-        <w:t xml:space="preserve">• </w:t>
-      </w:r>
-      <w:r>
-        <w:rPr>
-          <w:sz w:val="21"/>
+          <w:b w:val="0"/>
         </w:rPr>
         <w:t>第8周收官：每人带走"日周月计划"（日课八觉知点/一餐饭/一段路/两坐五分钟；周检心念日记；月梳理生命回顾），自愿参加21天群内接力。</w:t>
       </w:r>
     </w:p>
     <w:p>
       <w:pPr>
-        <w:ind w:left="340"/>
+        <w:pStyle w:val="ListBullet"/>
       </w:pPr>
       <w:r>
         <w:rPr>
-          <w:color w:val="1F3864"/>
-          <w:sz w:val="21"/>
+          <w:b w:val="0"/>
         </w:rPr>
-        <w:t xml:space="preserve">• </w:t>
-      </w:r>
-      <w:r>
-        <w:rPr>
-          <w:sz w:val="21"/>
-        </w:rPr>
-        <w:t>下一系列：读书会06《四念处（一）身念处》——本系列把正知带进生活，下一系列回到四念处完整地图。</w:t>
+        <w:t>下一系列：读书会06《四念处（一）身念处与受念处》——本系列把正知带进生活，下一系列回到四念处完整地图。</w:t>
       </w:r>
     </w:p>
     <w:p>
       <w:pPr>
-        <w:spacing w:before="40" w:after="80"/>
-        <w:ind w:left="283"/>
-        <w:shd w:val="clear" w:color="auto" w:fill="EEF2F8"/>
+        <w:ind w:left="170"/>
         <w:pBdr>
-          <w:left w:val="single" w:sz="20" w:space="6" w:color="1F3864"/>
+          <w:left w:val="single" w:sz="18" w:space="4" w:color="1F3864"/>
         </w:pBdr>
+        <w:shd w:val="clear" w:fill="F2F5FA"/>
       </w:pPr>
       <w:r>
         <w:rPr>
-          <w:sz w:val="20"/>
+          <w:b w:val="0"/>
         </w:rPr>
         <w:t xml:space="preserve">📚 </w:t>
       </w:r>
       <w:r>
         <w:rPr>
           <w:b/>
-          <w:sz w:val="20"/>
         </w:rPr>
         <w:t>配套文档</w:t>
       </w:r>
       <w:r>
         <w:rPr>
-          <w:sz w:val="20"/>
+          <w:b w:val="0"/>
         </w:rPr>
-        <w:t>：`README_资料包说明.md`（结构与用法）、`原文全集.md`（全部共读原文）、`更新日志_CHANGELOG.md`</w:t>
+        <w:t>：README_资料包说明.md（结构与用法）、原文全集.md（全部共读原文）、更新日志_CHANGELOG.md</w:t>
       </w:r>
     </w:p>
     <w:sectPr>
@@ -1547,7 +1628,11 @@
       <w:pStyle w:val="Footer"/>
       <w:jc w:val="center"/>
     </w:pPr>
-    <w:fldSimple w:instr="PAGE"/>
+    <w:r>
+      <w:fldChar w:fldCharType="begin"/>
+      <w:instrText xml:space="preserve">PAGE</w:instrText>
+      <w:fldChar w:fldCharType="end"/>
+    </w:r>
   </w:p>
 </w:ftr>
 </file>
@@ -1561,10 +1646,10 @@
     </w:pPr>
     <w:r>
       <w:rPr>
-        <w:color w:val="808080"/>
+        <w:color w:val="1F3864"/>
         <w:sz w:val="16"/>
       </w:rPr>
-      <w:t>读书会05·读书会05·主持人总指南（朗读优化版）</w:t>
+      <w:t>读书会05 · 主持人总指南 · 朗读优化版（4周版）</w:t>
     </w:r>
   </w:p>
 </w:hdr>
@@ -1933,11 +2018,8 @@
     <w:name w:val="Normal"/>
     <w:qFormat/>
     <w:rsid w:val="00FC693F"/>
-    <w:pPr>
-      <w:spacing w:line="324" w:lineRule="auto" w:after="60"/>
-    </w:pPr>
     <w:rPr>
-      <w:rFonts w:ascii="Microsoft YaHei" w:hAnsi="Microsoft YaHei" w:eastAsia="Microsoft YaHei"/>
+      <w:rFonts w:ascii="等线" w:hAnsi="等线" w:eastAsia="宋体"/>
       <w:sz w:val="21"/>
     </w:rPr>
   </w:style>
